--- a/media/R4444/final_seitai/测试说明.docx
+++ b/media/R4444/final_seitai/测试说明.docx
@@ -6344,7 +6344,7 @@
                     <w:rFonts w:hint="eastAsia"/>
                     <w:szCs w:val="21"/>
                   </w:rPr>
-                  <w:t xml:space="preserve">测试设计需求</w:t>
+                  <w:t xml:space="preserve">测试设计需求首轮哟</w:t>
                 </w:r>
               </w:p>
             </w:tc>
@@ -6531,78 +6531,6 @@
                   <w:t xml:space="preserve"/>
                 </w:r>
               </w:p>
-            </w:tc>
-          </w:tr>
-          <w:tr>
-            <w:trPr>
-              <w:trHeight w:val="480"/>
-            </w:trPr>
-            <w:tc>
-              <w:tcPr>
-                <w:tcW w:w="216" w:type="pct"/>
-                <w:noWrap/>
-                <w:hideMark/>
-              </w:tcPr>
-              <w:p>
-                <w:pPr>
-                  <w:numPr>
-                    <w:ilvl w:val="0"/>
-                    <w:numId w:val="2"/>
-                  </w:numPr>
-                  <w:ind w:right="57"/>
-                  <w:rPr>
-                    <w:color w:val="000000"/>
-                    <w:szCs w:val="21"/>
-                  </w:rPr>
-                </w:pPr>
-              </w:p>
-            </w:tc>
-            <w:tc>
-              <w:tcPr>
-                <w:tcW w:w="560" w:type="pct"/>
-                <w:vMerge w:val="continue"/>
-              </w:tcPr>
-              <w:p>
-                <w:pPr>
-                  <w:jc w:val="left"/>
-                  <w:rPr>
-                    <w:szCs w:val="21"/>
-                  </w:rPr>
-                </w:pPr>
-                <w:r>
-                  <w:rPr>
-                    <w:szCs w:val="21"/>
-                  </w:rPr>
-                  <w:t xml:space="preserve"/>
-                </w:r>
-              </w:p>
-            </w:tc>
-            <w:tc>
-              <w:tcPr>
-                <w:tcW w:w="706" w:type="pct"/>
-                <w:noWrap/>
-              </w:tcPr>
-              <w:p>
-                <w:pPr>
-                  <w:jc w:val="left"/>
-                  <w:rPr>
-                    <w:szCs w:val="21"/>
-                  </w:rPr>
-                </w:pPr>
-                <w:r>
-                  <w:rPr>
-                    <w:rFonts w:hint="eastAsia"/>
-                    <w:szCs w:val="21"/>
-                  </w:rPr>
-                  <w:t xml:space="preserve">设计需求1号文</w:t>
-                </w:r>
-              </w:p>
-            </w:tc>
-            <w:tc>
-              <w:tcPr>
-                <w:tcW w:w="3518" w:type="pct"/>
-                <w:noWrap/>
-              </w:tcPr>
               <w:p>
                 <w:pPr>
                   <w:rPr>
@@ -6616,399 +6544,7 @@
                     <w:noProof/>
                     <w:szCs w:val="21"/>
                   </w:rPr>
-                  <w:t xml:space="preserve">123123</w:t>
-                </w:r>
-              </w:p>
-            </w:tc>
-          </w:tr>
-          <w:tr>
-            <w:trPr>
-              <w:trHeight w:val="480"/>
-            </w:trPr>
-            <w:tc>
-              <w:tcPr>
-                <w:tcW w:w="216" w:type="pct"/>
-                <w:noWrap/>
-                <w:hideMark/>
-              </w:tcPr>
-              <w:p>
-                <w:pPr>
-                  <w:numPr>
-                    <w:ilvl w:val="0"/>
-                    <w:numId w:val="2"/>
-                  </w:numPr>
-                  <w:ind w:right="57"/>
-                  <w:rPr>
-                    <w:color w:val="000000"/>
-                    <w:szCs w:val="21"/>
-                  </w:rPr>
-                </w:pPr>
-              </w:p>
-            </w:tc>
-            <w:tc>
-              <w:tcPr>
-                <w:tcW w:w="560" w:type="pct"/>
-                <w:vMerge w:val="continue"/>
-              </w:tcPr>
-              <w:p>
-                <w:pPr>
-                  <w:jc w:val="left"/>
-                  <w:rPr>
-                    <w:szCs w:val="21"/>
-                  </w:rPr>
-                </w:pPr>
-                <w:r>
-                  <w:rPr>
-                    <w:szCs w:val="21"/>
-                  </w:rPr>
-                  <w:t xml:space="preserve"/>
-                </w:r>
-              </w:p>
-            </w:tc>
-            <w:tc>
-              <w:tcPr>
-                <w:tcW w:w="706" w:type="pct"/>
-                <w:noWrap/>
-              </w:tcPr>
-              <w:p>
-                <w:pPr>
-                  <w:jc w:val="left"/>
-                  <w:rPr>
-                    <w:szCs w:val="21"/>
-                  </w:rPr>
-                </w:pPr>
-                <w:r>
-                  <w:rPr>
-                    <w:rFonts w:hint="eastAsia"/>
-                    <w:szCs w:val="21"/>
-                  </w:rPr>
-                  <w:t xml:space="preserve">这是测试autoresize插件的</w:t>
-                </w:r>
-              </w:p>
-            </w:tc>
-            <w:tc>
-              <w:tcPr>
-                <w:tcW w:w="3518" w:type="pct"/>
-                <w:noWrap/>
-              </w:tcPr>
-              <w:p>
-                <w:pPr>
-                  <w:rPr>
-                    <w:noProof/>
-                    <w:szCs w:val="21"/>
-                  </w:rPr>
-                </w:pPr>
-                <w:r>
-                  <w:rPr>
-                    <w:rFonts w:hint="eastAsia"/>
-                    <w:noProof/>
-                    <w:szCs w:val="21"/>
-                  </w:rPr>
-                  <w:t xml:space="preserve">1</w:t>
-                </w:r>
-              </w:p>
-              <w:p>
-                <w:pPr>
-                  <w:rPr>
-                    <w:noProof/>
-                    <w:szCs w:val="21"/>
-                  </w:rPr>
-                </w:pPr>
-                <w:r>
-                  <w:rPr>
-                    <w:rFonts w:hint="eastAsia"/>
-                    <w:noProof/>
-                    <w:szCs w:val="21"/>
-                  </w:rPr>
-                  <w:t xml:space="preserve">2</w:t>
-                </w:r>
-              </w:p>
-              <w:p>
-                <w:pPr>
-                  <w:rPr>
-                    <w:noProof/>
-                    <w:szCs w:val="21"/>
-                  </w:rPr>
-                </w:pPr>
-                <w:r>
-                  <w:rPr>
-                    <w:rFonts w:hint="eastAsia"/>
-                    <w:noProof/>
-                    <w:szCs w:val="21"/>
-                  </w:rPr>
-                  <w:t xml:space="preserve">31</w:t>
-                </w:r>
-              </w:p>
-              <w:p>
-                <w:pPr>
-                  <w:rPr>
-                    <w:noProof/>
-                    <w:szCs w:val="21"/>
-                  </w:rPr>
-                </w:pPr>
-                <w:r>
-                  <w:rPr>
-                    <w:rFonts w:hint="eastAsia"/>
-                    <w:noProof/>
-                    <w:szCs w:val="21"/>
-                  </w:rPr>
-                  <w:t xml:space="preserve">23</w:t>
-                </w:r>
-              </w:p>
-              <w:p>
-                <w:pPr>
-                  <w:rPr>
-                    <w:noProof/>
-                    <w:szCs w:val="21"/>
-                  </w:rPr>
-                </w:pPr>
-                <w:r>
-                  <w:rPr>
-                    <w:rFonts w:hint="eastAsia"/>
-                    <w:noProof/>
-                    <w:szCs w:val="21"/>
-                  </w:rPr>
-                  <w:t xml:space="preserve">1</w:t>
-                </w:r>
-              </w:p>
-              <w:p>
-                <w:pPr>
-                  <w:rPr>
-                    <w:noProof/>
-                    <w:szCs w:val="21"/>
-                  </w:rPr>
-                </w:pPr>
-                <w:r>
-                  <w:rPr>
-                    <w:rFonts w:hint="eastAsia"/>
-                    <w:noProof/>
-                    <w:szCs w:val="21"/>
-                  </w:rPr>
-                  <w:t xml:space="preserve">23</w:t>
-                </w:r>
-              </w:p>
-              <w:p>
-                <w:pPr>
-                  <w:rPr>
-                    <w:noProof/>
-                    <w:szCs w:val="21"/>
-                  </w:rPr>
-                </w:pPr>
-                <w:r>
-                  <w:rPr>
-                    <w:rFonts w:hint="eastAsia"/>
-                    <w:noProof/>
-                    <w:szCs w:val="21"/>
-                  </w:rPr>
-                  <w:t xml:space="preserve">12</w:t>
-                </w:r>
-              </w:p>
-              <w:p>
-                <w:pPr>
-                  <w:rPr>
-                    <w:noProof/>
-                    <w:szCs w:val="21"/>
-                  </w:rPr>
-                </w:pPr>
-                <w:r>
-                  <w:rPr>
-                    <w:rFonts w:hint="eastAsia"/>
-                    <w:noProof/>
-                    <w:szCs w:val="21"/>
-                  </w:rPr>
-                  <w:t xml:space="preserve">3</w:t>
-                </w:r>
-              </w:p>
-              <w:p>
-                <w:pPr>
-                  <w:rPr>
-                    <w:noProof/>
-                    <w:szCs w:val="21"/>
-                  </w:rPr>
-                </w:pPr>
-                <w:r>
-                  <w:rPr>
-                    <w:rFonts w:hint="eastAsia"/>
-                    <w:noProof/>
-                    <w:szCs w:val="21"/>
-                  </w:rPr>
-                  <w:t xml:space="preserve">12</w:t>
-                </w:r>
-              </w:p>
-              <w:p>
-                <w:pPr>
-                  <w:rPr>
-                    <w:noProof/>
-                    <w:szCs w:val="21"/>
-                  </w:rPr>
-                </w:pPr>
-                <w:r>
-                  <w:rPr>
-                    <w:rFonts w:hint="eastAsia"/>
-                    <w:noProof/>
-                    <w:szCs w:val="21"/>
-                  </w:rPr>
-                  <w:t xml:space="preserve">41</w:t>
-                </w:r>
-              </w:p>
-              <w:p>
-                <w:pPr>
-                  <w:rPr>
-                    <w:noProof/>
-                    <w:szCs w:val="21"/>
-                  </w:rPr>
-                </w:pPr>
-                <w:r>
-                  <w:rPr>
-                    <w:rFonts w:hint="eastAsia"/>
-                    <w:noProof/>
-                    <w:szCs w:val="21"/>
-                  </w:rPr>
-                  <w:t xml:space="preserve">23</w:t>
-                </w:r>
-              </w:p>
-              <w:p>
-                <w:pPr>
-                  <w:rPr>
-                    <w:noProof/>
-                    <w:szCs w:val="21"/>
-                  </w:rPr>
-                </w:pPr>
-                <w:r>
-                  <w:rPr>
-                    <w:rFonts w:hint="eastAsia"/>
-                    <w:noProof/>
-                    <w:szCs w:val="21"/>
-                  </w:rPr>
-                  <w:t xml:space="preserve">1</w:t>
-                </w:r>
-              </w:p>
-              <w:p>
-                <w:pPr>
-                  <w:rPr>
-                    <w:noProof/>
-                    <w:szCs w:val="21"/>
-                  </w:rPr>
-                </w:pPr>
-                <w:r>
-                  <w:rPr>
-                    <w:rFonts w:hint="eastAsia"/>
-                    <w:noProof/>
-                    <w:szCs w:val="21"/>
-                  </w:rPr>
-                  <w:t xml:space="preserve">2</w:t>
-                </w:r>
-              </w:p>
-              <w:p>
-                <w:pPr>
-                  <w:rPr>
-                    <w:noProof/>
-                    <w:szCs w:val="21"/>
-                  </w:rPr>
-                </w:pPr>
-                <w:r>
-                  <w:rPr>
-                    <w:rFonts w:hint="eastAsia"/>
-                    <w:noProof/>
-                    <w:szCs w:val="21"/>
-                  </w:rPr>
-                  <w:t xml:space="preserve">3</w:t>
-                </w:r>
-              </w:p>
-              <w:p>
-                <w:pPr>
-                  <w:rPr>
-                    <w:noProof/>
-                    <w:szCs w:val="21"/>
-                  </w:rPr>
-                </w:pPr>
-                <w:r>
-                  <w:rPr>
-                    <w:rFonts w:hint="eastAsia"/>
-                    <w:noProof/>
-                    <w:szCs w:val="21"/>
-                  </w:rPr>
-                  <w:t xml:space="preserve">12</w:t>
-                </w:r>
-              </w:p>
-              <w:p>
-                <w:pPr>
-                  <w:rPr>
-                    <w:noProof/>
-                    <w:szCs w:val="21"/>
-                  </w:rPr>
-                </w:pPr>
-                <w:r>
-                  <w:rPr>
-                    <w:rFonts w:hint="eastAsia"/>
-                    <w:noProof/>
-                    <w:szCs w:val="21"/>
-                  </w:rPr>
-                  <w:t xml:space="preserve">3</w:t>
-                </w:r>
-              </w:p>
-              <w:p>
-                <w:pPr>
-                  <w:rPr>
-                    <w:noProof/>
-                    <w:szCs w:val="21"/>
-                  </w:rPr>
-                </w:pPr>
-                <w:r>
-                  <w:rPr>
-                    <w:rFonts w:hint="eastAsia"/>
-                    <w:noProof/>
-                    <w:szCs w:val="21"/>
-                  </w:rPr>
-                  <w:t xml:space="preserve">1</w:t>
-                </w:r>
-              </w:p>
-              <w:p>
-                <w:pPr>
-                  <w:rPr>
-                    <w:noProof/>
-                    <w:szCs w:val="21"/>
-                  </w:rPr>
-                </w:pPr>
-                <w:r>
-                  <w:rPr>
-                    <w:rFonts w:hint="eastAsia"/>
-                    <w:noProof/>
-                    <w:szCs w:val="21"/>
-                  </w:rPr>
-                  <w:t xml:space="preserve">2</w:t>
-                </w:r>
-              </w:p>
-              <w:p>
-                <w:pPr>
-                  <w:rPr>
-                    <w:noProof/>
-                    <w:szCs w:val="21"/>
-                  </w:rPr>
-                </w:pPr>
-                <w:r>
-                  <w:rPr>
-                    <w:rFonts w:hint="eastAsia"/>
-                    <w:noProof/>
-                    <w:szCs w:val="21"/>
-                  </w:rPr>
-                  <w:t xml:space="preserve">3</w:t>
-                </w:r>
-              </w:p>
-              <w:p>
-                <w:pPr>
-                  <w:rPr>
-                    <w:noProof/>
-                    <w:szCs w:val="21"/>
-                  </w:rPr>
-                </w:pPr>
-                <w:r>
-                  <w:rPr>
-                    <w:rFonts w:hint="eastAsia"/>
-                    <w:noProof/>
-                    <w:szCs w:val="21"/>
-                  </w:rPr>
-                  <w:t xml:space="preserve">1</w:t>
+                  <w:t xml:space="preserve">设计需求就是这样的</w:t>
                 </w:r>
               </w:p>
             </w:tc>
@@ -9788,7 +9324,7 @@
                     <w:rFonts w:hint="eastAsia"/>
                     <w:szCs w:val="21"/>
                   </w:rPr>
-                  <w:t xml:space="preserve">需求规格说明1.1</w:t>
+                  <w:t xml:space="preserve">需求规格说明1L</w:t>
                 </w:r>
               </w:p>
             </w:tc>
@@ -9887,7 +9423,7 @@
                     <w:rFonts w:hint="eastAsia"/>
                     <w:szCs w:val="21"/>
                   </w:rPr>
-                  <w:t xml:space="preserve">PDPU和软件的协议</w:t>
+                  <w:t xml:space="preserve">PDPU和软件的协议1L</w:t>
                 </w:r>
               </w:p>
             </w:tc>
@@ -16695,7 +16231,7 @@
                     <w:iCs/>
                     <w:szCs w:val="21"/>
                   </w:rPr>
-                  <w:t xml:space="preserve">静态分析</w:t>
+                  <w:t xml:space="preserve">静态分析111</w:t>
                 </w:r>
               </w:p>
             </w:tc>
@@ -16926,6 +16462,98 @@
                     <w:szCs w:val="21"/>
                   </w:rPr>
                   <w:t xml:space="preserve">我改动了用例综述</w:t>
+                </w:r>
+              </w:p>
+            </w:tc>
+          </w:tr>
+          <w:tr>
+            <w:tc>
+              <w:tcPr>
+                <w:tcW w:w="346" w:type="pct"/>
+                <w:shd w:val="clear" w:color="auto" w:fill="auto"/>
+                <w:vAlign w:val="center"/>
+              </w:tcPr>
+              <w:p>
+                <w:pPr>
+                  <w:pStyle w:val="af7"/>
+                  <w:numPr>
+                    <w:ilvl w:val="0"/>
+                    <w:numId w:val="69"/>
+                  </w:numPr>
+                  <w:ind w:firstLineChars="0"/>
+                  <w:jc w:val="center"/>
+                  <w:rPr>
+                    <w:szCs w:val="21"/>
+                  </w:rPr>
+                </w:pPr>
+              </w:p>
+            </w:tc>
+            <w:tc>
+              <w:tcPr>
+                <w:tcW w:w="1170" w:type="pct"/>
+                <w:shd w:val="clear" w:color="auto" w:fill="auto"/>
+                <w:vAlign w:val="center"/>
+              </w:tcPr>
+              <w:p>
+                <w:pPr>
+                  <w:rPr>
+                    <w:iCs/>
+                    <w:szCs w:val="21"/>
+                  </w:rPr>
+                </w:pPr>
+                <w:r>
+                  <w:rPr>
+                    <w:rFonts w:hint="eastAsia"/>
+                    <w:iCs/>
+                    <w:szCs w:val="21"/>
+                  </w:rPr>
+                  <w:t xml:space="preserve">测试用例1号首轮滴</w:t>
+                </w:r>
+              </w:p>
+            </w:tc>
+            <w:tc>
+              <w:tcPr>
+                <w:tcW w:w="1373" w:type="pct"/>
+                <w:shd w:val="clear" w:color="auto" w:fill="auto"/>
+                <w:vAlign w:val="center"/>
+              </w:tcPr>
+              <w:p>
+                <w:pPr>
+                  <w:rPr>
+                    <w:iCs/>
+                    <w:szCs w:val="21"/>
+                  </w:rPr>
+                </w:pPr>
+                <w:r>
+                  <w:rPr>
+                    <w:rFonts w:hint="eastAsia"/>
+                    <w:iCs/>
+                    <w:szCs w:val="21"/>
+                  </w:rPr>
+                  <w:t xml:space="preserve">YL_FT_CCCC_001</w:t>
+                </w:r>
+              </w:p>
+            </w:tc>
+            <w:tc>
+              <w:tcPr>
+                <w:tcW w:w="2111" w:type="pct"/>
+                <w:shd w:val="clear" w:color="auto" w:fill="auto"/>
+                <w:vAlign w:val="center"/>
+              </w:tcPr>
+              <w:p>
+                <w:pPr>
+                  <w:rPr>
+                    <w:iCs/>
+                    <w:szCs w:val="21"/>
+                  </w:rPr>
+                </w:pPr>
+                <w:r>
+                  <w:rPr>
+                    <w:rFonts w:hint="eastAsia"/>
+                    <w:iCs/>
+                    <w:szCs w:val="21"/>
+                  </w:rPr>
+                  <w:t xml:space="preserve">22222</w:t>
                 </w:r>
               </w:p>
             </w:tc>
@@ -17022,7 +16650,7 @@
               <w:sz w:val="24"/>
               <w:szCs w:val="24"/>
             </w:rPr>
-            <w:t xml:space="preserve">文档审查</w:t>
+            <w:t xml:space="preserve">文档审查111</w:t>
           </w:r>
         </w:p>
         <w:tbl>
@@ -17368,7 +16996,7 @@
                     <w:noProof/>
                     <w:szCs w:val="21"/>
                   </w:rPr>
-                  <w:t xml:space="preserve">文档审查</w:t>
+                  <w:t xml:space="preserve">文档审查111</w:t>
                 </w:r>
               </w:p>
               <w:p>
@@ -18483,7 +18111,7 @@
                     <w:noProof/>
                     <w:szCs w:val="21"/>
                   </w:rPr>
-                  <w:t xml:space="preserve">文档审查</w:t>
+                  <w:t xml:space="preserve">文档审查111</w:t>
                 </w:r>
               </w:p>
               <w:p>
@@ -19598,7 +19226,7 @@
                     <w:noProof/>
                     <w:szCs w:val="21"/>
                   </w:rPr>
-                  <w:t xml:space="preserve">文档审查</w:t>
+                  <w:t xml:space="preserve">文档审查111</w:t>
                 </w:r>
               </w:p>
               <w:p>
@@ -20713,7 +20341,7 @@
                     <w:noProof/>
                     <w:szCs w:val="21"/>
                   </w:rPr>
-                  <w:t xml:space="preserve">文档审查</w:t>
+                  <w:t xml:space="preserve">文档审查111</w:t>
                 </w:r>
               </w:p>
               <w:p>
@@ -21828,7 +21456,7 @@
                     <w:noProof/>
                     <w:szCs w:val="21"/>
                   </w:rPr>
-                  <w:t xml:space="preserve">文档审查</w:t>
+                  <w:t xml:space="preserve">文档审查111</w:t>
                 </w:r>
               </w:p>
               <w:p>
@@ -22943,7 +22571,7 @@
                     <w:noProof/>
                     <w:szCs w:val="21"/>
                   </w:rPr>
-                  <w:t xml:space="preserve">文档审查</w:t>
+                  <w:t xml:space="preserve">文档审查111</w:t>
                 </w:r>
               </w:p>
               <w:p>
@@ -24058,7 +23686,7 @@
                     <w:noProof/>
                     <w:szCs w:val="21"/>
                   </w:rPr>
-                  <w:t xml:space="preserve">文档审查</w:t>
+                  <w:t xml:space="preserve">文档审查111</w:t>
                 </w:r>
               </w:p>
               <w:p>
@@ -25027,7 +24655,7 @@
                     <w:bCs/>
                     <w:szCs w:val="21"/>
                   </w:rPr>
-                  <w:t xml:space="preserve">静态分析</w:t>
+                  <w:t xml:space="preserve">静态分析111</w:t>
                 </w:r>
               </w:p>
             </w:tc>
@@ -25934,7 +25562,7 @@
               <w:sz w:val="24"/>
               <w:szCs w:val="24"/>
             </w:rPr>
-            <w:t xml:space="preserve">代码审查</w:t>
+            <w:t xml:space="preserve">代码审查111</w:t>
           </w:r>
         </w:p>
         <w:tbl>
@@ -26280,7 +25908,7 @@
                     <w:noProof/>
                     <w:szCs w:val="21"/>
                   </w:rPr>
-                  <w:t xml:space="preserve">代码审查</w:t>
+                  <w:t xml:space="preserve">代码审查111</w:t>
                 </w:r>
               </w:p>
               <w:p>
@@ -28138,6 +27766,1052 @@
             <w:t xml:space="preserve">神奇宝贝测试项1号</w:t>
           </w:r>
         </w:p>
+        <w:p>
+          <w:pPr>
+            <w:pStyle w:val="30"/>
+            <w:tabs>
+              <w:tab w:val="num" w:pos="852"/>
+            </w:tabs>
+            <w:rPr>
+              <w:sz w:val="24"/>
+              <w:szCs w:val="24"/>
+            </w:rPr>
+          </w:pPr>
+          <w:r>
+            <w:rPr>
+              <w:sz w:val="24"/>
+              <w:szCs w:val="24"/>
+            </w:rPr>
+            <w:t xml:space="preserve">首轮测试项1号</w:t>
+          </w:r>
+        </w:p>
+        <w:tbl>
+          <w:tblPr>
+            <w:tblW w:w="0" w:type="auto"/>
+            <w:tblBorders>
+              <w:top w:val="single" w:sz="4" w:space="0" w:color="auto"/>
+              <w:left w:val="single" w:sz="4" w:space="0" w:color="auto"/>
+              <w:bottom w:val="single" w:sz="4" w:space="0" w:color="auto"/>
+              <w:right w:val="single" w:sz="4" w:space="0" w:color="auto"/>
+              <w:insideH w:val="single" w:sz="4" w:space="0" w:color="auto"/>
+              <w:insideV w:val="single" w:sz="4" w:space="0" w:color="auto"/>
+            </w:tblBorders>
+            <w:tblLayout w:type="fixed"/>
+            <w:tblCellMar>
+              <w:top w:w="85" w:type="dxa"/>
+              <w:bottom w:w="85" w:type="dxa"/>
+            </w:tblCellMar>
+            <w:tblLook w:val="04A0" w:firstRow="1" w:lastRow="0" w:firstColumn="1" w:lastColumn="0" w:noHBand="0" w:noVBand="1"/>
+          </w:tblPr>
+          <w:tblGrid>
+            <w:gridCol w:w="767"/>
+            <w:gridCol w:w="994"/>
+            <w:gridCol w:w="3397"/>
+            <w:gridCol w:w="1199"/>
+            <w:gridCol w:w="2683"/>
+          </w:tblGrid>
+          <w:tr>
+            <w:tc>
+              <w:tcPr>
+                <w:tcW w:w="9040" w:type="dxa"/>
+                <w:gridSpan w:val="5"/>
+                <w:tcBorders>
+                  <w:top w:val="single" w:sz="12" w:space="0" w:color="auto"/>
+                  <w:left w:val="single" w:sz="12" w:space="0" w:color="auto"/>
+                  <w:bottom w:val="single" w:sz="12" w:space="0" w:color="auto"/>
+                  <w:right w:val="single" w:sz="12" w:space="0" w:color="auto"/>
+                </w:tcBorders>
+                <w:vAlign w:val="center"/>
+              </w:tcPr>
+              <w:p>
+                <w:pPr>
+                  <w:jc w:val="left"/>
+                  <w:rPr>
+                    <w:b/>
+                    <w:noProof/>
+                    <w:szCs w:val="21"/>
+                  </w:rPr>
+                </w:pPr>
+                <w:r>
+                  <w:rPr>
+                    <w:rFonts w:hint="eastAsia"/>
+                    <w:b/>
+                    <w:noProof/>
+                    <w:szCs w:val="21"/>
+                  </w:rPr>
+                  <w:t>用例</w:t>
+                </w:r>
+                <w:r>
+                  <w:rPr>
+                    <w:b/>
+                    <w:noProof/>
+                    <w:szCs w:val="21"/>
+                  </w:rPr>
+                  <w:fldChar w:fldCharType="begin"/>
+                </w:r>
+                <w:r>
+                  <w:rPr>
+                    <w:b/>
+                    <w:noProof/>
+                    <w:szCs w:val="21"/>
+                  </w:rPr>
+                  <w:instrText xml:space="preserve"> </w:instrText>
+                </w:r>
+                <w:r>
+                  <w:rPr>
+                    <w:rFonts w:hint="eastAsia"/>
+                    <w:b/>
+                    <w:noProof/>
+                    <w:szCs w:val="21"/>
+                  </w:rPr>
+                  <w:instrText>AUTONUM  \* Arabic</w:instrText>
+                </w:r>
+                <w:r>
+                  <w:rPr>
+                    <w:b/>
+                    <w:noProof/>
+                    <w:szCs w:val="21"/>
+                  </w:rPr>
+                  <w:instrText xml:space="preserve"> </w:instrText>
+                </w:r>
+                <w:r>
+                  <w:rPr>
+                    <w:b/>
+                    <w:noProof/>
+                    <w:szCs w:val="21"/>
+                  </w:rPr>
+                  <w:fldChar w:fldCharType="end"/>
+                </w:r>
+              </w:p>
+            </w:tc>
+          </w:tr>
+          <w:tr>
+            <w:tc>
+              <w:tcPr>
+                <w:tcW w:w="1761" w:type="dxa"/>
+                <w:gridSpan w:val="2"/>
+                <w:tcBorders>
+                  <w:top w:val="single" w:sz="12" w:space="0" w:color="auto"/>
+                  <w:left w:val="single" w:sz="12" w:space="0" w:color="auto"/>
+                  <w:bottom w:val="single" w:sz="12" w:space="0" w:color="auto"/>
+                  <w:right w:val="single" w:sz="4" w:space="0" w:color="auto"/>
+                </w:tcBorders>
+                <w:vAlign w:val="center"/>
+                <w:hideMark/>
+              </w:tcPr>
+              <w:p>
+                <w:pPr>
+                  <w:jc w:val="center"/>
+                  <w:rPr>
+                    <w:b/>
+                    <w:szCs w:val="21"/>
+                  </w:rPr>
+                </w:pPr>
+                <w:r>
+                  <w:rPr>
+                    <w:rFonts w:ascii="黑体" w:eastAsia="黑体" w:hAnsi="黑体" w:hint="eastAsia"/>
+                    <w:bCs/>
+                    <w:szCs w:val="21"/>
+                  </w:rPr>
+                  <w:t>测试用例名称</w:t>
+                </w:r>
+              </w:p>
+            </w:tc>
+            <w:tc>
+              <w:tcPr>
+                <w:tcW w:w="3397" w:type="dxa"/>
+                <w:tcBorders>
+                  <w:top w:val="single" w:sz="12" w:space="0" w:color="auto"/>
+                  <w:left w:val="single" w:sz="4" w:space="0" w:color="auto"/>
+                  <w:bottom w:val="single" w:sz="12" w:space="0" w:color="auto"/>
+                  <w:right w:val="single" w:sz="4" w:space="0" w:color="auto"/>
+                </w:tcBorders>
+                <w:vAlign w:val="center"/>
+              </w:tcPr>
+              <w:p>
+                <w:pPr>
+                  <w:jc w:val="center"/>
+                  <w:rPr>
+                    <w:bCs/>
+                    <w:szCs w:val="21"/>
+                  </w:rPr>
+                </w:pPr>
+                <w:r>
+                  <w:rPr>
+                    <w:rFonts w:hint="eastAsia"/>
+                    <w:bCs/>
+                    <w:szCs w:val="21"/>
+                  </w:rPr>
+                  <w:t xml:space="preserve">测试用例1号首轮滴</w:t>
+                </w:r>
+              </w:p>
+            </w:tc>
+            <w:tc>
+              <w:tcPr>
+                <w:tcW w:w="1199" w:type="dxa"/>
+                <w:tcBorders>
+                  <w:top w:val="single" w:sz="12" w:space="0" w:color="auto"/>
+                  <w:left w:val="single" w:sz="4" w:space="0" w:color="auto"/>
+                  <w:bottom w:val="single" w:sz="12" w:space="0" w:color="auto"/>
+                  <w:right w:val="single" w:sz="4" w:space="0" w:color="auto"/>
+                </w:tcBorders>
+                <w:vAlign w:val="center"/>
+                <w:hideMark/>
+              </w:tcPr>
+              <w:p>
+                <w:pPr>
+                  <w:jc w:val="center"/>
+                  <w:rPr>
+                    <w:b/>
+                    <w:szCs w:val="21"/>
+                  </w:rPr>
+                </w:pPr>
+                <w:r>
+                  <w:rPr>
+                    <w:rFonts w:ascii="黑体" w:eastAsia="黑体" w:hAnsi="黑体" w:hint="eastAsia"/>
+                    <w:bCs/>
+                    <w:szCs w:val="21"/>
+                  </w:rPr>
+                  <w:t>标</w:t>
+                </w:r>
+                <w:r>
+                  <w:rPr>
+                    <w:rFonts w:ascii="黑体" w:eastAsia="黑体" w:hAnsi="黑体"/>
+                    <w:bCs/>
+                    <w:szCs w:val="21"/>
+                  </w:rPr>
+                  <w:t xml:space="preserve">   识</w:t>
+                </w:r>
+              </w:p>
+            </w:tc>
+            <w:tc>
+              <w:tcPr>
+                <w:tcW w:w="2683" w:type="dxa"/>
+                <w:tcBorders>
+                  <w:top w:val="single" w:sz="12" w:space="0" w:color="auto"/>
+                  <w:left w:val="single" w:sz="4" w:space="0" w:color="auto"/>
+                  <w:bottom w:val="single" w:sz="12" w:space="0" w:color="auto"/>
+                  <w:right w:val="single" w:sz="12" w:space="0" w:color="auto"/>
+                </w:tcBorders>
+                <w:vAlign w:val="center"/>
+              </w:tcPr>
+              <w:p>
+                <w:pPr>
+                  <w:jc w:val="center"/>
+                  <w:rPr>
+                    <w:bCs/>
+                    <w:szCs w:val="21"/>
+                  </w:rPr>
+                </w:pPr>
+                <w:r>
+                  <w:rPr>
+                    <w:rFonts w:hint="eastAsia"/>
+                    <w:bCs/>
+                    <w:szCs w:val="21"/>
+                  </w:rPr>
+                  <w:t xml:space="preserve">YL_FT_CCCC_001</w:t>
+                </w:r>
+              </w:p>
+            </w:tc>
+          </w:tr>
+          <w:tr>
+            <w:tc>
+              <w:tcPr>
+                <w:tcW w:w="1761" w:type="dxa"/>
+                <w:gridSpan w:val="2"/>
+                <w:tcBorders>
+                  <w:top w:val="single" w:sz="12" w:space="0" w:color="auto"/>
+                  <w:left w:val="single" w:sz="12" w:space="0" w:color="auto"/>
+                  <w:bottom w:val="single" w:sz="4" w:space="0" w:color="auto"/>
+                  <w:right w:val="single" w:sz="4" w:space="0" w:color="auto"/>
+                </w:tcBorders>
+                <w:vAlign w:val="center"/>
+                <w:hideMark/>
+              </w:tcPr>
+              <w:p>
+                <w:pPr>
+                  <w:jc w:val="center"/>
+                  <w:rPr>
+                    <w:b/>
+                    <w:szCs w:val="21"/>
+                  </w:rPr>
+                </w:pPr>
+                <w:r>
+                  <w:rPr>
+                    <w:rFonts w:ascii="黑体" w:eastAsia="黑体" w:hAnsi="黑体" w:hint="eastAsia"/>
+                    <w:bCs/>
+                    <w:szCs w:val="21"/>
+                  </w:rPr>
+                  <w:t>追踪关系</w:t>
+                </w:r>
+              </w:p>
+            </w:tc>
+            <w:tc>
+              <w:tcPr>
+                <w:tcW w:w="7279" w:type="dxa"/>
+                <w:gridSpan w:val="3"/>
+                <w:tcBorders>
+                  <w:top w:val="single" w:sz="12" w:space="0" w:color="auto"/>
+                  <w:left w:val="single" w:sz="4" w:space="0" w:color="auto"/>
+                  <w:bottom w:val="single" w:sz="4" w:space="0" w:color="auto"/>
+                  <w:right w:val="single" w:sz="12" w:space="0" w:color="auto"/>
+                </w:tcBorders>
+                <w:vAlign w:val="center"/>
+                <w:hideMark/>
+              </w:tcPr>
+              <w:p>
+                <w:pPr>
+                  <w:rPr>
+                    <w:noProof/>
+                    <w:szCs w:val="21"/>
+                  </w:rPr>
+                </w:pPr>
+                <w:r>
+                  <w:rPr>
+                    <w:rFonts w:hint="eastAsia"/>
+                    <w:noProof/>
+                    <w:szCs w:val="21"/>
+                  </w:rPr>
+                  <w:t>软件测试依据：</w:t>
+                </w:r>
+                <w:r>
+                  <w:rPr>
+                    <w:rFonts w:hint="eastAsia"/>
+                    <w:noProof/>
+                    <w:szCs w:val="21"/>
+                  </w:rPr>
+                  <w:t>测评大纲</w:t>
+                </w:r>
+              </w:p>
+              <w:p>
+                <w:pPr>
+                  <w:rPr>
+                    <w:noProof/>
+                    <w:szCs w:val="21"/>
+                  </w:rPr>
+                </w:pPr>
+                <w:r>
+                  <w:rPr>
+                    <w:rFonts w:hint="eastAsia"/>
+                    <w:noProof/>
+                    <w:szCs w:val="21"/>
+                  </w:rPr>
+                  <w:t>测试需求分析：</w:t>
+                </w:r>
+                <w:r>
+                  <w:rPr>
+                    <w:rFonts w:hint="eastAsia"/>
+                    <w:noProof/>
+                    <w:szCs w:val="21"/>
+                  </w:rPr>
+                  <w:t>（</w:t>
+                </w:r>
+                <w:r>
+                  <w:rPr>
+                    <w:rFonts w:hint="eastAsia"/>
+                    <w:noProof/>
+                    <w:szCs w:val="21"/>
+                  </w:rPr>
+                  <w:t xml:space="preserve">6.2.4.3</w:t>
+                </w:r>
+                <w:r>
+                  <w:rPr>
+                    <w:rFonts w:hint="eastAsia"/>
+                    <w:noProof/>
+                    <w:szCs w:val="21"/>
+                  </w:rPr>
+                  <w:t>）</w:t>
+                </w:r>
+                <w:r>
+                  <w:rPr>
+                    <w:rFonts w:hint="eastAsia"/>
+                    <w:noProof/>
+                    <w:szCs w:val="21"/>
+                  </w:rPr>
+                  <w:t xml:space="preserve">首轮测试项1号</w:t>
+                </w:r>
+              </w:p>
+              <w:p>
+                <w:pPr>
+                  <w:rPr>
+                    <w:rFonts w:cs="宋体"/>
+                    <w:i/>
+                    <w:szCs w:val="21"/>
+                  </w:rPr>
+                </w:pPr>
+                <w:r>
+                  <w:rPr>
+                    <w:rFonts w:hint="eastAsia"/>
+                    <w:noProof/>
+                    <w:szCs w:val="21"/>
+                  </w:rPr>
+                  <w:t>测试需求标识：</w:t>
+                </w:r>
+                <w:r>
+                  <w:rPr>
+                    <w:rFonts w:hint="eastAsia"/>
+                    <w:noProof/>
+                    <w:szCs w:val="21"/>
+                  </w:rPr>
+                  <w:t xml:space="preserve">XQ_FT_CCCC</w:t>
+                </w:r>
+              </w:p>
+            </w:tc>
+          </w:tr>
+          <w:tr>
+            <w:tc>
+              <w:tcPr>
+                <w:tcW w:w="1761" w:type="dxa"/>
+                <w:gridSpan w:val="2"/>
+                <w:tcBorders>
+                  <w:top w:val="single" w:sz="4" w:space="0" w:color="auto"/>
+                  <w:left w:val="single" w:sz="12" w:space="0" w:color="auto"/>
+                  <w:bottom w:val="single" w:sz="4" w:space="0" w:color="auto"/>
+                  <w:right w:val="single" w:sz="4" w:space="0" w:color="auto"/>
+                </w:tcBorders>
+                <w:vAlign w:val="center"/>
+                <w:hideMark/>
+              </w:tcPr>
+              <w:p>
+                <w:pPr>
+                  <w:jc w:val="center"/>
+                  <w:rPr>
+                    <w:rFonts w:ascii="黑体" w:eastAsia="黑体" w:hAnsi="黑体"/>
+                    <w:bCs/>
+                    <w:szCs w:val="21"/>
+                  </w:rPr>
+                </w:pPr>
+                <w:r>
+                  <w:rPr>
+                    <w:rFonts w:ascii="黑体" w:eastAsia="黑体" w:hAnsi="黑体" w:hint="eastAsia"/>
+                    <w:bCs/>
+                    <w:szCs w:val="21"/>
+                  </w:rPr>
+                  <w:t>测试用例综述</w:t>
+                </w:r>
+              </w:p>
+            </w:tc>
+            <w:tc>
+              <w:tcPr>
+                <w:tcW w:w="7279" w:type="dxa"/>
+                <w:gridSpan w:val="3"/>
+                <w:tcBorders>
+                  <w:top w:val="single" w:sz="4" w:space="0" w:color="auto"/>
+                  <w:left w:val="single" w:sz="4" w:space="0" w:color="auto"/>
+                  <w:bottom w:val="single" w:sz="4" w:space="0" w:color="auto"/>
+                  <w:right w:val="single" w:sz="12" w:space="0" w:color="auto"/>
+                </w:tcBorders>
+              </w:tcPr>
+              <w:p>
+                <w:pPr>
+                  <w:rPr>
+                    <w:szCs w:val="21"/>
+                  </w:rPr>
+                </w:pPr>
+                <w:r>
+                  <w:rPr>
+                    <w:rFonts w:hint="eastAsia"/>
+                    <w:szCs w:val="21"/>
+                  </w:rPr>
+                  <w:t xml:space="preserve">22222</w:t>
+                </w:r>
+              </w:p>
+            </w:tc>
+          </w:tr>
+          <w:tr>
+            <w:tc>
+              <w:tcPr>
+                <w:tcW w:w="1761" w:type="dxa"/>
+                <w:gridSpan w:val="2"/>
+                <w:tcBorders>
+                  <w:top w:val="single" w:sz="4" w:space="0" w:color="auto"/>
+                  <w:left w:val="single" w:sz="12" w:space="0" w:color="auto"/>
+                  <w:bottom w:val="single" w:sz="4" w:space="0" w:color="auto"/>
+                  <w:right w:val="single" w:sz="4" w:space="0" w:color="auto"/>
+                </w:tcBorders>
+                <w:vAlign w:val="center"/>
+                <w:hideMark/>
+              </w:tcPr>
+              <w:p>
+                <w:pPr>
+                  <w:jc w:val="center"/>
+                  <w:rPr>
+                    <w:rFonts w:ascii="黑体" w:eastAsia="黑体" w:hAnsi="黑体"/>
+                    <w:bCs/>
+                    <w:szCs w:val="21"/>
+                  </w:rPr>
+                </w:pPr>
+                <w:r>
+                  <w:rPr>
+                    <w:rFonts w:ascii="黑体" w:eastAsia="黑体" w:hAnsi="黑体" w:hint="eastAsia"/>
+                    <w:bCs/>
+                    <w:szCs w:val="21"/>
+                  </w:rPr>
+                  <w:t>用例初始化</w:t>
+                </w:r>
+              </w:p>
+            </w:tc>
+            <w:tc>
+              <w:tcPr>
+                <w:tcW w:w="7279" w:type="dxa"/>
+                <w:gridSpan w:val="3"/>
+                <w:tcBorders>
+                  <w:top w:val="single" w:sz="4" w:space="0" w:color="auto"/>
+                  <w:left w:val="single" w:sz="4" w:space="0" w:color="auto"/>
+                  <w:bottom w:val="single" w:sz="4" w:space="0" w:color="auto"/>
+                  <w:right w:val="single" w:sz="12" w:space="0" w:color="auto"/>
+                </w:tcBorders>
+                <w:vAlign w:val="center"/>
+                <w:hideMark/>
+              </w:tcPr>
+              <w:p>
+                <w:pPr>
+                  <w:rPr>
+                    <w:i/>
+                    <w:szCs w:val="21"/>
+                  </w:rPr>
+                </w:pPr>
+                <w:r>
+                  <w:rPr>
+                    <w:rFonts w:hint="eastAsia"/>
+                    <w:noProof/>
+                    <w:szCs w:val="21"/>
+                  </w:rPr>
+                  <w:t xml:space="preserve">软件正常启动，正常运行</w:t>
+                </w:r>
+              </w:p>
+            </w:tc>
+          </w:tr>
+          <w:tr>
+            <w:tc>
+              <w:tcPr>
+                <w:tcW w:w="1761" w:type="dxa"/>
+                <w:gridSpan w:val="2"/>
+                <w:tcBorders>
+                  <w:top w:val="single" w:sz="4" w:space="0" w:color="auto"/>
+                  <w:left w:val="single" w:sz="12" w:space="0" w:color="auto"/>
+                  <w:bottom w:val="single" w:sz="4" w:space="0" w:color="auto"/>
+                  <w:right w:val="single" w:sz="4" w:space="0" w:color="auto"/>
+                </w:tcBorders>
+                <w:vAlign w:val="center"/>
+                <w:hideMark/>
+              </w:tcPr>
+              <w:p>
+                <w:pPr>
+                  <w:jc w:val="center"/>
+                  <w:rPr>
+                    <w:rFonts w:ascii="黑体" w:eastAsia="黑体" w:hAnsi="黑体"/>
+                    <w:bCs/>
+                    <w:szCs w:val="21"/>
+                  </w:rPr>
+                </w:pPr>
+                <w:r>
+                  <w:rPr>
+                    <w:rFonts w:ascii="黑体" w:eastAsia="黑体" w:hAnsi="黑体" w:hint="eastAsia"/>
+                    <w:bCs/>
+                    <w:szCs w:val="21"/>
+                  </w:rPr>
+                  <w:t>前提和约束</w:t>
+                </w:r>
+              </w:p>
+            </w:tc>
+            <w:tc>
+              <w:tcPr>
+                <w:tcW w:w="7279" w:type="dxa"/>
+                <w:gridSpan w:val="3"/>
+                <w:tcBorders>
+                  <w:top w:val="single" w:sz="4" w:space="0" w:color="auto"/>
+                  <w:left w:val="single" w:sz="4" w:space="0" w:color="auto"/>
+                  <w:bottom w:val="single" w:sz="4" w:space="0" w:color="auto"/>
+                  <w:right w:val="single" w:sz="12" w:space="0" w:color="auto"/>
+                </w:tcBorders>
+                <w:vAlign w:val="center"/>
+                <w:hideMark/>
+              </w:tcPr>
+              <w:p>
+                <w:pPr>
+                  <w:rPr>
+                    <w:i/>
+                    <w:szCs w:val="21"/>
+                  </w:rPr>
+                </w:pPr>
+                <w:r>
+                  <w:rPr>
+                    <w:rFonts w:hint="eastAsia"/>
+                    <w:noProof/>
+                    <w:szCs w:val="21"/>
+                  </w:rPr>
+                  <w:t xml:space="preserve">软件正常启动，外部接口运行正常</w:t>
+                </w:r>
+              </w:p>
+            </w:tc>
+          </w:tr>
+          <w:tr>
+            <w:tc>
+              <w:tcPr>
+                <w:tcW w:w="9040" w:type="dxa"/>
+                <w:gridSpan w:val="5"/>
+                <w:tcBorders>
+                  <w:top w:val="single" w:sz="4" w:space="0" w:color="auto"/>
+                  <w:left w:val="single" w:sz="12" w:space="0" w:color="auto"/>
+                  <w:bottom w:val="single" w:sz="4" w:space="0" w:color="auto"/>
+                  <w:right w:val="single" w:sz="12" w:space="0" w:color="auto"/>
+                </w:tcBorders>
+                <w:vAlign w:val="center"/>
+                <w:hideMark/>
+              </w:tcPr>
+              <w:p>
+                <w:pPr>
+                  <w:jc w:val="center"/>
+                  <w:rPr>
+                    <w:rFonts w:ascii="黑体" w:eastAsia="黑体" w:hAnsi="黑体"/>
+                    <w:bCs/>
+                    <w:szCs w:val="21"/>
+                  </w:rPr>
+                </w:pPr>
+                <w:r>
+                  <w:rPr>
+                    <w:rFonts w:ascii="黑体" w:eastAsia="黑体" w:hAnsi="黑体" w:hint="eastAsia"/>
+                    <w:bCs/>
+                    <w:szCs w:val="21"/>
+                  </w:rPr>
+                  <w:t>测试步骤</w:t>
+                </w:r>
+              </w:p>
+            </w:tc>
+          </w:tr>
+          <w:tr>
+            <w:tc>
+              <w:tcPr>
+                <w:tcW w:w="767" w:type="dxa"/>
+                <w:tcBorders>
+                  <w:top w:val="single" w:sz="4" w:space="0" w:color="auto"/>
+                  <w:left w:val="single" w:sz="12" w:space="0" w:color="auto"/>
+                  <w:bottom w:val="single" w:sz="4" w:space="0" w:color="auto"/>
+                  <w:right w:val="single" w:sz="4" w:space="0" w:color="auto"/>
+                </w:tcBorders>
+                <w:vAlign w:val="center"/>
+                <w:hideMark/>
+              </w:tcPr>
+              <w:p>
+                <w:pPr>
+                  <w:jc w:val="center"/>
+                  <w:rPr>
+                    <w:rFonts w:ascii="黑体" w:eastAsia="黑体" w:hAnsi="黑体"/>
+                    <w:bCs/>
+                    <w:szCs w:val="21"/>
+                  </w:rPr>
+                </w:pPr>
+                <w:r>
+                  <w:rPr>
+                    <w:rFonts w:ascii="黑体" w:eastAsia="黑体" w:hAnsi="黑体" w:hint="eastAsia"/>
+                    <w:bCs/>
+                    <w:szCs w:val="21"/>
+                  </w:rPr>
+                  <w:t>序号</w:t>
+                </w:r>
+              </w:p>
+            </w:tc>
+            <w:tc>
+              <w:tcPr>
+                <w:tcW w:w="4391" w:type="dxa"/>
+                <w:gridSpan w:val="2"/>
+                <w:tcBorders>
+                  <w:top w:val="single" w:sz="4" w:space="0" w:color="auto"/>
+                  <w:left w:val="single" w:sz="4" w:space="0" w:color="auto"/>
+                  <w:bottom w:val="single" w:sz="4" w:space="0" w:color="auto"/>
+                  <w:right w:val="single" w:sz="4" w:space="0" w:color="auto"/>
+                </w:tcBorders>
+                <w:vAlign w:val="center"/>
+                <w:hideMark/>
+              </w:tcPr>
+              <w:p>
+                <w:pPr>
+                  <w:jc w:val="center"/>
+                  <w:rPr>
+                    <w:rFonts w:ascii="黑体" w:eastAsia="黑体" w:hAnsi="黑体"/>
+                    <w:bCs/>
+                    <w:szCs w:val="21"/>
+                  </w:rPr>
+                </w:pPr>
+                <w:r>
+                  <w:rPr>
+                    <w:rFonts w:ascii="黑体" w:eastAsia="黑体" w:hAnsi="黑体" w:hint="eastAsia"/>
+                    <w:bCs/>
+                    <w:szCs w:val="21"/>
+                  </w:rPr>
+                  <w:t>输入及操作</w:t>
+                </w:r>
+              </w:p>
+            </w:tc>
+            <w:tc>
+              <w:tcPr>
+                <w:tcW w:w="3882" w:type="dxa"/>
+                <w:gridSpan w:val="2"/>
+                <w:tcBorders>
+                  <w:top w:val="single" w:sz="4" w:space="0" w:color="auto"/>
+                  <w:left w:val="single" w:sz="4" w:space="0" w:color="auto"/>
+                  <w:bottom w:val="single" w:sz="4" w:space="0" w:color="auto"/>
+                  <w:right w:val="single" w:sz="12" w:space="0" w:color="auto"/>
+                </w:tcBorders>
+                <w:vAlign w:val="center"/>
+                <w:hideMark/>
+              </w:tcPr>
+              <w:p>
+                <w:pPr>
+                  <w:jc w:val="center"/>
+                  <w:rPr>
+                    <w:rFonts w:ascii="黑体" w:eastAsia="黑体" w:hAnsi="黑体"/>
+                    <w:bCs/>
+                    <w:szCs w:val="21"/>
+                  </w:rPr>
+                </w:pPr>
+                <w:r>
+                  <w:rPr>
+                    <w:rFonts w:ascii="黑体" w:eastAsia="黑体" w:hAnsi="黑体" w:hint="eastAsia"/>
+                    <w:bCs/>
+                    <w:szCs w:val="21"/>
+                  </w:rPr>
+                  <w:t>期望结果与评估标准</w:t>
+                </w:r>
+              </w:p>
+            </w:tc>
+          </w:tr>
+          <w:tr>
+            <w:tc>
+              <w:tcPr>
+                <w:tcW w:w="767" w:type="dxa"/>
+                <w:tcBorders>
+                  <w:top w:val="single" w:sz="4" w:space="0" w:color="auto"/>
+                  <w:left w:val="single" w:sz="12" w:space="0" w:color="auto"/>
+                  <w:bottom w:val="single" w:sz="4" w:space="0" w:color="auto"/>
+                  <w:right w:val="single" w:sz="4" w:space="0" w:color="auto"/>
+                </w:tcBorders>
+                <w:vAlign w:val="center"/>
+              </w:tcPr>
+              <w:p>
+                <w:pPr>
+                  <w:jc w:val="center"/>
+                  <w:rPr>
+                    <w:noProof/>
+                    <w:szCs w:val="21"/>
+                  </w:rPr>
+                </w:pPr>
+                <w:r>
+                  <w:rPr>
+                    <w:rFonts w:hint="eastAsia"/>
+                    <w:noProof/>
+                    <w:szCs w:val="21"/>
+                  </w:rPr>
+                  <w:t xml:space="preserve">1</w:t>
+                </w:r>
+              </w:p>
+            </w:tc>
+            <w:tc>
+              <w:tcPr>
+                <w:tcW w:w="4391" w:type="dxa"/>
+                <w:gridSpan w:val="2"/>
+                <w:tcBorders>
+                  <w:top w:val="single" w:sz="4" w:space="0" w:color="auto"/>
+                  <w:left w:val="single" w:sz="4" w:space="0" w:color="auto"/>
+                  <w:bottom w:val="single" w:sz="4" w:space="0" w:color="auto"/>
+                  <w:right w:val="single" w:sz="4" w:space="0" w:color="auto"/>
+                </w:tcBorders>
+                <w:vAlign w:val="center"/>
+              </w:tcPr>
+              <w:p>
+                <w:pPr>
+                  <w:rPr>
+                    <w:noProof/>
+                    <w:szCs w:val="21"/>
+                  </w:rPr>
+                </w:pPr>
+                <w:r>
+                  <w:rPr>
+                    <w:rFonts w:hint="eastAsia"/>
+                    <w:noProof/>
+                    <w:szCs w:val="21"/>
+                  </w:rPr>
+                  <w:t xml:space="preserve">123，123，123</w:t>
+                </w:r>
+              </w:p>
+            </w:tc>
+            <w:tc>
+              <w:tcPr>
+                <w:tcW w:w="3882" w:type="dxa"/>
+                <w:gridSpan w:val="2"/>
+                <w:tcBorders>
+                  <w:top w:val="single" w:sz="4" w:space="0" w:color="auto"/>
+                  <w:left w:val="single" w:sz="4" w:space="0" w:color="auto"/>
+                  <w:bottom w:val="single" w:sz="4" w:space="0" w:color="auto"/>
+                  <w:right w:val="single" w:sz="12" w:space="0" w:color="auto"/>
+                </w:tcBorders>
+                <w:vAlign w:val="center"/>
+              </w:tcPr>
+              <w:p>
+                <w:pPr>
+                  <w:rPr>
+                    <w:szCs w:val="21"/>
+                  </w:rPr>
+                </w:pPr>
+                <w:r>
+                  <w:rPr>
+                    <w:rFonts w:hint="eastAsia"/>
+                    <w:szCs w:val="21"/>
+                  </w:rPr>
+                  <w:lastRenderedPageBreak/>
+                  <w:t xml:space="preserve">123</w:t>
+                </w:r>
+              </w:p>
+            </w:tc>
+          </w:tr>
+          <w:tr>
+            <w:tc>
+              <w:tcPr>
+                <w:tcW w:w="767" w:type="dxa"/>
+                <w:tcBorders>
+                  <w:top w:val="single" w:sz="4" w:space="0" w:color="auto"/>
+                  <w:left w:val="single" w:sz="12" w:space="0" w:color="auto"/>
+                  <w:bottom w:val="single" w:sz="4" w:space="0" w:color="auto"/>
+                  <w:right w:val="single" w:sz="4" w:space="0" w:color="auto"/>
+                </w:tcBorders>
+                <w:vAlign w:val="center"/>
+              </w:tcPr>
+              <w:p>
+                <w:pPr>
+                  <w:jc w:val="center"/>
+                  <w:rPr>
+                    <w:rFonts w:ascii="黑体" w:eastAsia="黑体" w:hAnsi="黑体"/>
+                    <w:bCs/>
+                    <w:szCs w:val="21"/>
+                  </w:rPr>
+                </w:pPr>
+                <w:r>
+                  <w:rPr>
+                    <w:rFonts w:ascii="黑体" w:eastAsia="黑体" w:hAnsi="黑体" w:hint="eastAsia"/>
+                    <w:bCs/>
+                    <w:szCs w:val="21"/>
+                  </w:rPr>
+                  <w:t>终止条件</w:t>
+                </w:r>
+              </w:p>
+            </w:tc>
+            <w:tc>
+              <w:tcPr>
+                <w:tcW w:w="8273" w:type="dxa"/>
+                <w:gridSpan w:val="4"/>
+                <w:tcBorders>
+                  <w:top w:val="single" w:sz="4" w:space="0" w:color="auto"/>
+                  <w:left w:val="single" w:sz="4" w:space="0" w:color="auto"/>
+                  <w:bottom w:val="single" w:sz="4" w:space="0" w:color="auto"/>
+                  <w:right w:val="single" w:sz="12" w:space="0" w:color="auto"/>
+                </w:tcBorders>
+                <w:vAlign w:val="center"/>
+              </w:tcPr>
+              <w:p>
+                <w:pPr>
+                  <w:rPr>
+                    <w:szCs w:val="21"/>
+                  </w:rPr>
+                </w:pPr>
+                <w:r>
+                  <w:rPr>
+                    <w:rFonts w:hint="eastAsia"/>
+                    <w:noProof/>
+                    <w:szCs w:val="21"/>
+                  </w:rPr>
+                  <w:t>本测试用例的全部测试步骤被执行或因某种原因导致测试步骤无法执行</w:t>
+                </w:r>
+                <w:r>
+                  <w:rPr>
+                    <w:rFonts w:hint="eastAsia"/>
+                    <w:noProof/>
+                    <w:szCs w:val="21"/>
+                  </w:rPr>
+                  <w:t>(</w:t>
+                </w:r>
+                <w:r>
+                  <w:rPr>
+                    <w:rFonts w:hint="eastAsia"/>
+                    <w:noProof/>
+                    <w:szCs w:val="21"/>
+                  </w:rPr>
+                  <w:t>异常终止</w:t>
+                </w:r>
+                <w:r>
+                  <w:rPr>
+                    <w:rFonts w:hint="eastAsia"/>
+                    <w:noProof/>
+                    <w:szCs w:val="21"/>
+                  </w:rPr>
+                  <w:t>)</w:t>
+                </w:r>
+                <w:r>
+                  <w:rPr>
+                    <w:rFonts w:hint="eastAsia"/>
+                    <w:noProof/>
+                    <w:szCs w:val="21"/>
+                  </w:rPr>
+                  <w:t>。</w:t>
+                </w:r>
+              </w:p>
+            </w:tc>
+          </w:tr>
+          <w:tr>
+            <w:tc>
+              <w:tcPr>
+                <w:tcW w:w="767" w:type="dxa"/>
+                <w:tcBorders>
+                  <w:top w:val="single" w:sz="4" w:space="0" w:color="auto"/>
+                  <w:left w:val="single" w:sz="12" w:space="0" w:color="auto"/>
+                  <w:bottom w:val="single" w:sz="4" w:space="0" w:color="auto"/>
+                  <w:right w:val="single" w:sz="4" w:space="0" w:color="auto"/>
+                </w:tcBorders>
+                <w:vAlign w:val="center"/>
+              </w:tcPr>
+              <w:p>
+                <w:pPr>
+                  <w:jc w:val="center"/>
+                  <w:rPr>
+                    <w:rFonts w:ascii="黑体" w:eastAsia="黑体" w:hAnsi="黑体"/>
+                    <w:bCs/>
+                    <w:szCs w:val="21"/>
+                  </w:rPr>
+                </w:pPr>
+                <w:r>
+                  <w:rPr>
+                    <w:rFonts w:ascii="黑体" w:eastAsia="黑体" w:hAnsi="黑体" w:hint="eastAsia"/>
+                    <w:bCs/>
+                    <w:szCs w:val="21"/>
+                  </w:rPr>
+                  <w:t>通过准则</w:t>
+                </w:r>
+              </w:p>
+            </w:tc>
+            <w:tc>
+              <w:tcPr>
+                <w:tcW w:w="8273" w:type="dxa"/>
+                <w:gridSpan w:val="4"/>
+                <w:tcBorders>
+                  <w:top w:val="single" w:sz="4" w:space="0" w:color="auto"/>
+                  <w:left w:val="single" w:sz="4" w:space="0" w:color="auto"/>
+                  <w:bottom w:val="single" w:sz="4" w:space="0" w:color="auto"/>
+                  <w:right w:val="single" w:sz="12" w:space="0" w:color="auto"/>
+                </w:tcBorders>
+                <w:vAlign w:val="center"/>
+              </w:tcPr>
+              <w:p>
+                <w:pPr>
+                  <w:rPr>
+                    <w:szCs w:val="21"/>
+                  </w:rPr>
+                </w:pPr>
+                <w:r>
+                  <w:rPr>
+                    <w:rFonts w:hint="eastAsia"/>
+                    <w:noProof/>
+                    <w:szCs w:val="21"/>
+                  </w:rPr>
+                  <w:t>本测试用例的全部测试步骤都通过即标志本用例为</w:t>
+                </w:r>
+                <w:r>
+                  <w:rPr>
+                    <w:rFonts w:hint="eastAsia"/>
+                    <w:noProof/>
+                    <w:szCs w:val="21"/>
+                  </w:rPr>
+                  <w:t>"</w:t>
+                </w:r>
+                <w:r>
+                  <w:rPr>
+                    <w:rFonts w:hint="eastAsia"/>
+                    <w:noProof/>
+                    <w:szCs w:val="21"/>
+                  </w:rPr>
+                  <w:t>通过</w:t>
+                </w:r>
+                <w:r>
+                  <w:rPr>
+                    <w:rFonts w:hint="eastAsia"/>
+                    <w:noProof/>
+                    <w:szCs w:val="21"/>
+                  </w:rPr>
+                  <w:t>"</w:t>
+                </w:r>
+                <w:r>
+                  <w:rPr>
+                    <w:rFonts w:hint="eastAsia"/>
+                    <w:noProof/>
+                    <w:szCs w:val="21"/>
+                  </w:rPr>
+                  <w:t>。</w:t>
+                </w:r>
+              </w:p>
+            </w:tc>
+          </w:tr>
+          <w:tr>
+            <w:tc>
+              <w:tcPr>
+                <w:tcW w:w="767" w:type="dxa"/>
+                <w:tcBorders>
+                  <w:top w:val="single" w:sz="4" w:space="0" w:color="auto"/>
+                  <w:left w:val="single" w:sz="12" w:space="0" w:color="auto"/>
+                  <w:bottom w:val="single" w:sz="12" w:space="0" w:color="auto"/>
+                  <w:right w:val="single" w:sz="4" w:space="0" w:color="auto"/>
+                </w:tcBorders>
+                <w:vAlign w:val="center"/>
+              </w:tcPr>
+              <w:p>
+                <w:pPr>
+                  <w:jc w:val="center"/>
+                  <w:rPr>
+                    <w:rFonts w:ascii="黑体" w:eastAsia="黑体" w:hAnsi="黑体"/>
+                    <w:bCs/>
+                    <w:szCs w:val="21"/>
+                  </w:rPr>
+                </w:pPr>
+                <w:r>
+                  <w:rPr>
+                    <w:rFonts w:ascii="黑体" w:eastAsia="黑体" w:hAnsi="黑体" w:hint="eastAsia"/>
+                    <w:bCs/>
+                    <w:szCs w:val="21"/>
+                  </w:rPr>
+                  <w:t>设计人员</w:t>
+                </w:r>
+              </w:p>
+            </w:tc>
+            <w:tc>
+              <w:tcPr>
+                <w:tcW w:w="8273" w:type="dxa"/>
+                <w:gridSpan w:val="4"/>
+                <w:tcBorders>
+                  <w:top w:val="single" w:sz="4" w:space="0" w:color="auto"/>
+                  <w:left w:val="single" w:sz="4" w:space="0" w:color="auto"/>
+                  <w:bottom w:val="single" w:sz="12" w:space="0" w:color="auto"/>
+                  <w:right w:val="single" w:sz="12" w:space="0" w:color="auto"/>
+                </w:tcBorders>
+                <w:vAlign w:val="center"/>
+              </w:tcPr>
+              <w:p>
+                <w:pPr>
+                  <w:rPr>
+                    <w:rFonts w:cs="宋体"/>
+                    <w:szCs w:val="21"/>
+                  </w:rPr>
+                </w:pPr>
+                <w:r>
+                  <w:rPr>
+                    <w:rFonts w:hint="eastAsia"/>
+                    <w:noProof/>
+                    <w:szCs w:val="21"/>
+                  </w:rPr>
+                  <w:t xml:space="preserve">陈俊亦</w:t>
+                </w:r>
+              </w:p>
+            </w:tc>
+          </w:tr>
+        </w:tbl>
+        <w:p/>
       </w:sdtContent>
     </w:sdt>
     <w:p>
@@ -28203,7 +28877,7 @@
             <w:pStyle w:val="af0"/>
             <w:jc w:val="center"/>
             <w:rPr>
-              <w:rFonts w:ascii="黑体" w:hAnsi="黑体"/>
+              <w:rFonts w:ascii="黑体" w:hAnsi="黑体" w:hint="eastAsia"/>
               <w:sz w:val="21"/>
               <w:szCs w:val="21"/>
             </w:rPr>
@@ -28391,17 +29065,17 @@
                   <w:pStyle w:val="14"/>
                   <w:jc w:val="center"/>
                   <w:rPr>
-                    <w:rFonts w:ascii="黑体" w:eastAsia="黑体" w:hAnsi="黑体"/>
-                    <w:sz w:val="21"/>
-                    <w:szCs w:val="21"/>
-                  </w:rPr>
-                </w:pPr>
-                <w:r>
-                  <w:rPr>
                     <w:rFonts w:ascii="黑体" w:eastAsia="黑体" w:hAnsi="黑体" w:hint="eastAsia"/>
                     <w:sz w:val="21"/>
                     <w:szCs w:val="21"/>
                   </w:rPr>
+                </w:pPr>
+                <w:r>
+                  <w:rPr>
+                    <w:rFonts w:ascii="黑体" w:eastAsia="黑体" w:hAnsi="黑体" w:hint="eastAsia"/>
+                    <w:sz w:val="21"/>
+                    <w:szCs w:val="21"/>
+                  </w:rPr>
                   <w:t>序号</w:t>
                 </w:r>
               </w:p>
@@ -28416,17 +29090,17 @@
                   <w:pStyle w:val="14"/>
                   <w:jc w:val="center"/>
                   <w:rPr>
-                    <w:rFonts w:ascii="黑体" w:eastAsia="黑体" w:hAnsi="黑体"/>
-                    <w:sz w:val="21"/>
-                    <w:szCs w:val="21"/>
-                  </w:rPr>
-                </w:pPr>
-                <w:r>
-                  <w:rPr>
                     <w:rFonts w:ascii="黑体" w:eastAsia="黑体" w:hAnsi="黑体" w:hint="eastAsia"/>
                     <w:sz w:val="21"/>
                     <w:szCs w:val="21"/>
                   </w:rPr>
+                </w:pPr>
+                <w:r>
+                  <w:rPr>
+                    <w:rFonts w:ascii="黑体" w:eastAsia="黑体" w:hAnsi="黑体" w:hint="eastAsia"/>
+                    <w:sz w:val="21"/>
+                    <w:szCs w:val="21"/>
+                  </w:rPr>
                   <w:t>软需求章节号</w:t>
                 </w:r>
               </w:p>
@@ -28441,17 +29115,17 @@
                   <w:pStyle w:val="14"/>
                   <w:jc w:val="center"/>
                   <w:rPr>
-                    <w:rFonts w:ascii="黑体" w:eastAsia="黑体" w:hAnsi="黑体"/>
-                    <w:sz w:val="21"/>
-                    <w:szCs w:val="21"/>
-                  </w:rPr>
-                </w:pPr>
-                <w:r>
-                  <w:rPr>
                     <w:rFonts w:ascii="黑体" w:eastAsia="黑体" w:hAnsi="黑体" w:hint="eastAsia"/>
                     <w:sz w:val="21"/>
                     <w:szCs w:val="21"/>
                   </w:rPr>
+                </w:pPr>
+                <w:r>
+                  <w:rPr>
+                    <w:rFonts w:ascii="黑体" w:eastAsia="黑体" w:hAnsi="黑体" w:hint="eastAsia"/>
+                    <w:sz w:val="21"/>
+                    <w:szCs w:val="21"/>
+                  </w:rPr>
                   <w:t>软件需求章节名称</w:t>
                 </w:r>
               </w:p>
@@ -28466,17 +29140,17 @@
                   <w:pStyle w:val="14"/>
                   <w:jc w:val="center"/>
                   <w:rPr>
-                    <w:rFonts w:ascii="黑体" w:eastAsia="黑体" w:hAnsi="黑体"/>
-                    <w:sz w:val="21"/>
-                    <w:szCs w:val="21"/>
-                  </w:rPr>
-                </w:pPr>
-                <w:r>
-                  <w:rPr>
                     <w:rFonts w:ascii="黑体" w:eastAsia="黑体" w:hAnsi="黑体" w:hint="eastAsia"/>
                     <w:sz w:val="21"/>
                     <w:szCs w:val="21"/>
                   </w:rPr>
+                </w:pPr>
+                <w:r>
+                  <w:rPr>
+                    <w:rFonts w:ascii="黑体" w:eastAsia="黑体" w:hAnsi="黑体" w:hint="eastAsia"/>
+                    <w:sz w:val="21"/>
+                    <w:szCs w:val="21"/>
+                  </w:rPr>
                   <w:t>大纲测试项章节号</w:t>
                 </w:r>
               </w:p>
@@ -28491,17 +29165,17 @@
                   <w:pStyle w:val="14"/>
                   <w:jc w:val="center"/>
                   <w:rPr>
-                    <w:rFonts w:ascii="黑体" w:eastAsia="黑体" w:hAnsi="黑体"/>
-                    <w:sz w:val="21"/>
-                    <w:szCs w:val="21"/>
-                  </w:rPr>
-                </w:pPr>
-                <w:r>
-                  <w:rPr>
                     <w:rFonts w:ascii="黑体" w:eastAsia="黑体" w:hAnsi="黑体" w:hint="eastAsia"/>
                     <w:sz w:val="21"/>
                     <w:szCs w:val="21"/>
                   </w:rPr>
+                </w:pPr>
+                <w:r>
+                  <w:rPr>
+                    <w:rFonts w:ascii="黑体" w:eastAsia="黑体" w:hAnsi="黑体" w:hint="eastAsia"/>
+                    <w:sz w:val="21"/>
+                    <w:szCs w:val="21"/>
+                  </w:rPr>
                   <w:t>测试项名称</w:t>
                 </w:r>
               </w:p>
@@ -28516,17 +29190,17 @@
                   <w:pStyle w:val="14"/>
                   <w:jc w:val="center"/>
                   <w:rPr>
-                    <w:rFonts w:ascii="黑体" w:eastAsia="黑体" w:hAnsi="黑体"/>
-                    <w:sz w:val="21"/>
-                    <w:szCs w:val="21"/>
-                  </w:rPr>
-                </w:pPr>
-                <w:r>
-                  <w:rPr>
                     <w:rFonts w:ascii="黑体" w:eastAsia="黑体" w:hAnsi="黑体" w:hint="eastAsia"/>
                     <w:sz w:val="21"/>
                     <w:szCs w:val="21"/>
                   </w:rPr>
+                </w:pPr>
+                <w:r>
+                  <w:rPr>
+                    <w:rFonts w:ascii="黑体" w:eastAsia="黑体" w:hAnsi="黑体" w:hint="eastAsia"/>
+                    <w:sz w:val="21"/>
+                    <w:szCs w:val="21"/>
+                  </w:rPr>
                   <w:t>测试项标识</w:t>
                 </w:r>
               </w:p>
@@ -28541,17 +29215,17 @@
                   <w:pStyle w:val="14"/>
                   <w:jc w:val="center"/>
                   <w:rPr>
-                    <w:rFonts w:ascii="黑体" w:eastAsia="黑体" w:hAnsi="黑体"/>
-                    <w:sz w:val="21"/>
-                    <w:szCs w:val="21"/>
-                  </w:rPr>
-                </w:pPr>
-                <w:r>
-                  <w:rPr>
                     <w:rFonts w:ascii="黑体" w:eastAsia="黑体" w:hAnsi="黑体" w:hint="eastAsia"/>
                     <w:sz w:val="21"/>
                     <w:szCs w:val="21"/>
                   </w:rPr>
+                </w:pPr>
+                <w:r>
+                  <w:rPr>
+                    <w:rFonts w:ascii="黑体" w:eastAsia="黑体" w:hAnsi="黑体" w:hint="eastAsia"/>
+                    <w:sz w:val="21"/>
+                    <w:szCs w:val="21"/>
+                  </w:rPr>
                   <w:t>用例名称</w:t>
                 </w:r>
               </w:p>
@@ -28566,7 +29240,7 @@
                   <w:pStyle w:val="14"/>
                   <w:jc w:val="center"/>
                   <w:rPr>
-                    <w:rFonts w:ascii="黑体" w:eastAsia="黑体" w:hAnsi="黑体"/>
+                    <w:rFonts w:ascii="黑体" w:eastAsia="黑体" w:hAnsi="黑体" w:hint="eastAsia"/>
                     <w:sz w:val="21"/>
                     <w:szCs w:val="21"/>
                   </w:rPr>
@@ -28637,7 +29311,6 @@
                   <w:spacing w:line="240" w:lineRule="auto"/>
                   <w:ind w:firstLineChars="0" w:firstLine="0"/>
                   <w:rPr>
-                    <w:rFonts w:hint="eastAsia"/>
                     <w:sz w:val="21"/>
                     <w:szCs w:val="21"/>
                   </w:rPr>
@@ -28671,7 +29344,6 @@
                   <w:spacing w:line="240" w:lineRule="auto"/>
                   <w:ind w:firstLineChars="0" w:firstLine="0"/>
                   <w:rPr>
-                    <w:rFonts w:hint="eastAsia"/>
                     <w:sz w:val="21"/>
                     <w:szCs w:val="21"/>
                   </w:rPr>
@@ -28705,7 +29377,6 @@
                   <w:spacing w:line="240" w:lineRule="auto"/>
                   <w:ind w:firstLineChars="0" w:firstLine="0"/>
                   <w:rPr>
-                    <w:rFonts w:hint="eastAsia"/>
                     <w:sz w:val="21"/>
                     <w:szCs w:val="21"/>
                   </w:rPr>
@@ -28735,16 +29406,15 @@
               <w:p>
                 <w:pPr>
                   <w:rPr>
-                    <w:rFonts w:hint="eastAsia"/>
-                    <w:szCs w:val="21"/>
-                  </w:rPr>
-                </w:pPr>
-                <w:r>
-                  <w:rPr>
-                    <w:rFonts w:hint="eastAsia"/>
-                    <w:szCs w:val="21"/>
-                  </w:rPr>
-                  <w:t xml:space="preserve">静态分析</w:t>
+                    <w:szCs w:val="21"/>
+                  </w:rPr>
+                </w:pPr>
+                <w:r>
+                  <w:rPr>
+                    <w:rFonts w:hint="eastAsia"/>
+                    <w:szCs w:val="21"/>
+                  </w:rPr>
+                  <w:t xml:space="preserve">静态分析111</w:t>
                 </w:r>
               </w:p>
             </w:tc>
@@ -28820,7 +29490,6 @@
                   <w:spacing w:line="240" w:lineRule="auto"/>
                   <w:ind w:firstLineChars="0" w:firstLine="0"/>
                   <w:rPr>
-                    <w:rFonts w:hint="eastAsia"/>
                     <w:sz w:val="21"/>
                     <w:szCs w:val="21"/>
                   </w:rPr>
@@ -28854,7 +29523,6 @@
                   <w:spacing w:line="240" w:lineRule="auto"/>
                   <w:ind w:firstLineChars="0" w:firstLine="0"/>
                   <w:rPr>
-                    <w:rFonts w:hint="eastAsia"/>
                     <w:sz w:val="21"/>
                     <w:szCs w:val="21"/>
                   </w:rPr>
@@ -28865,7 +29533,7 @@
                     <w:sz w:val="21"/>
                     <w:szCs w:val="21"/>
                   </w:rPr>
-                  <w:t xml:space="preserve">代码审查</w:t>
+                  <w:t xml:space="preserve">代码审查111</w:t>
                 </w:r>
                 <w:r>
                   <w:rPr>
@@ -28888,7 +29556,6 @@
                   <w:spacing w:line="240" w:lineRule="auto"/>
                   <w:ind w:firstLineChars="0" w:firstLine="0"/>
                   <w:rPr>
-                    <w:rFonts w:hint="eastAsia"/>
                     <w:sz w:val="21"/>
                     <w:szCs w:val="21"/>
                   </w:rPr>
@@ -28918,7 +29585,6 @@
               <w:p>
                 <w:pPr>
                   <w:rPr>
-                    <w:rFonts w:hint="eastAsia"/>
                     <w:szCs w:val="21"/>
                   </w:rPr>
                 </w:pPr>
@@ -29003,7 +29669,6 @@
                   <w:spacing w:line="240" w:lineRule="auto"/>
                   <w:ind w:firstLineChars="0" w:firstLine="0"/>
                   <w:rPr>
-                    <w:rFonts w:hint="eastAsia"/>
                     <w:sz w:val="21"/>
                     <w:szCs w:val="21"/>
                   </w:rPr>
@@ -29037,7 +29702,6 @@
                   <w:spacing w:line="240" w:lineRule="auto"/>
                   <w:ind w:firstLineChars="0" w:firstLine="0"/>
                   <w:rPr>
-                    <w:rFonts w:hint="eastAsia"/>
                     <w:sz w:val="21"/>
                     <w:szCs w:val="21"/>
                   </w:rPr>
@@ -29048,7 +29712,7 @@
                     <w:sz w:val="21"/>
                     <w:szCs w:val="21"/>
                   </w:rPr>
-                  <w:t xml:space="preserve">文档审查</w:t>
+                  <w:t xml:space="preserve">文档审查111</w:t>
                 </w:r>
                 <w:r>
                   <w:rPr>
@@ -29071,7 +29735,6 @@
                   <w:spacing w:line="240" w:lineRule="auto"/>
                   <w:ind w:firstLineChars="0" w:firstLine="0"/>
                   <w:rPr>
-                    <w:rFonts w:hint="eastAsia"/>
                     <w:sz w:val="21"/>
                     <w:szCs w:val="21"/>
                   </w:rPr>
@@ -29101,7 +29764,6 @@
               <w:p>
                 <w:pPr>
                   <w:rPr>
-                    <w:rFonts w:hint="eastAsia"/>
                     <w:szCs w:val="21"/>
                   </w:rPr>
                 </w:pPr>
@@ -29186,7 +29848,6 @@
                   <w:spacing w:line="240" w:lineRule="auto"/>
                   <w:ind w:firstLineChars="0" w:firstLine="0"/>
                   <w:rPr>
-                    <w:rFonts w:hint="eastAsia"/>
                     <w:sz w:val="21"/>
                     <w:szCs w:val="21"/>
                   </w:rPr>
@@ -29213,7 +29874,6 @@
                   <w:spacing w:line="240" w:lineRule="auto"/>
                   <w:ind w:firstLineChars="0" w:firstLine="0"/>
                   <w:rPr>
-                    <w:rFonts w:hint="eastAsia"/>
                     <w:sz w:val="21"/>
                     <w:szCs w:val="21"/>
                   </w:rPr>
@@ -29240,7 +29900,6 @@
                   <w:spacing w:line="240" w:lineRule="auto"/>
                   <w:ind w:firstLineChars="0" w:firstLine="0"/>
                   <w:rPr>
-                    <w:rFonts w:hint="eastAsia"/>
                     <w:sz w:val="21"/>
                     <w:szCs w:val="21"/>
                   </w:rPr>
@@ -29263,7 +29922,6 @@
               <w:p>
                 <w:pPr>
                   <w:rPr>
-                    <w:rFonts w:hint="eastAsia"/>
                     <w:szCs w:val="21"/>
                   </w:rPr>
                 </w:pPr>
@@ -29348,7 +30006,6 @@
                   <w:spacing w:line="240" w:lineRule="auto"/>
                   <w:ind w:firstLineChars="0" w:firstLine="0"/>
                   <w:rPr>
-                    <w:rFonts w:hint="eastAsia"/>
                     <w:sz w:val="21"/>
                     <w:szCs w:val="21"/>
                   </w:rPr>
@@ -29375,7 +30032,6 @@
                   <w:spacing w:line="240" w:lineRule="auto"/>
                   <w:ind w:firstLineChars="0" w:firstLine="0"/>
                   <w:rPr>
-                    <w:rFonts w:hint="eastAsia"/>
                     <w:sz w:val="21"/>
                     <w:szCs w:val="21"/>
                   </w:rPr>
@@ -29402,7 +30058,6 @@
                   <w:spacing w:line="240" w:lineRule="auto"/>
                   <w:ind w:firstLineChars="0" w:firstLine="0"/>
                   <w:rPr>
-                    <w:rFonts w:hint="eastAsia"/>
                     <w:sz w:val="21"/>
                     <w:szCs w:val="21"/>
                   </w:rPr>
@@ -29425,7 +30080,6 @@
               <w:p>
                 <w:pPr>
                   <w:rPr>
-                    <w:rFonts w:hint="eastAsia"/>
                     <w:szCs w:val="21"/>
                   </w:rPr>
                 </w:pPr>
@@ -29510,7 +30164,6 @@
                   <w:spacing w:line="240" w:lineRule="auto"/>
                   <w:ind w:firstLineChars="0" w:firstLine="0"/>
                   <w:rPr>
-                    <w:rFonts w:hint="eastAsia"/>
                     <w:sz w:val="21"/>
                     <w:szCs w:val="21"/>
                   </w:rPr>
@@ -29537,7 +30190,6 @@
                   <w:spacing w:line="240" w:lineRule="auto"/>
                   <w:ind w:firstLineChars="0" w:firstLine="0"/>
                   <w:rPr>
-                    <w:rFonts w:hint="eastAsia"/>
                     <w:sz w:val="21"/>
                     <w:szCs w:val="21"/>
                   </w:rPr>
@@ -29564,7 +30216,6 @@
                   <w:spacing w:line="240" w:lineRule="auto"/>
                   <w:ind w:firstLineChars="0" w:firstLine="0"/>
                   <w:rPr>
-                    <w:rFonts w:hint="eastAsia"/>
                     <w:sz w:val="21"/>
                     <w:szCs w:val="21"/>
                   </w:rPr>
@@ -29587,7 +30238,6 @@
               <w:p>
                 <w:pPr>
                   <w:rPr>
-                    <w:rFonts w:hint="eastAsia"/>
                     <w:szCs w:val="21"/>
                   </w:rPr>
                 </w:pPr>
@@ -29672,7 +30322,6 @@
                   <w:spacing w:line="240" w:lineRule="auto"/>
                   <w:ind w:firstLineChars="0" w:firstLine="0"/>
                   <w:rPr>
-                    <w:rFonts w:hint="eastAsia"/>
                     <w:sz w:val="21"/>
                     <w:szCs w:val="21"/>
                   </w:rPr>
@@ -29699,7 +30348,6 @@
                   <w:spacing w:line="240" w:lineRule="auto"/>
                   <w:ind w:firstLineChars="0" w:firstLine="0"/>
                   <w:rPr>
-                    <w:rFonts w:hint="eastAsia"/>
                     <w:sz w:val="21"/>
                     <w:szCs w:val="21"/>
                   </w:rPr>
@@ -29726,7 +30374,6 @@
                   <w:spacing w:line="240" w:lineRule="auto"/>
                   <w:ind w:firstLineChars="0" w:firstLine="0"/>
                   <w:rPr>
-                    <w:rFonts w:hint="eastAsia"/>
                     <w:sz w:val="21"/>
                     <w:szCs w:val="21"/>
                   </w:rPr>
@@ -29749,7 +30396,6 @@
               <w:p>
                 <w:pPr>
                   <w:rPr>
-                    <w:rFonts w:hint="eastAsia"/>
                     <w:szCs w:val="21"/>
                   </w:rPr>
                 </w:pPr>
@@ -29834,7 +30480,6 @@
                   <w:spacing w:line="240" w:lineRule="auto"/>
                   <w:ind w:firstLineChars="0" w:firstLine="0"/>
                   <w:rPr>
-                    <w:rFonts w:hint="eastAsia"/>
                     <w:sz w:val="21"/>
                     <w:szCs w:val="21"/>
                   </w:rPr>
@@ -29861,7 +30506,6 @@
                   <w:spacing w:line="240" w:lineRule="auto"/>
                   <w:ind w:firstLineChars="0" w:firstLine="0"/>
                   <w:rPr>
-                    <w:rFonts w:hint="eastAsia"/>
                     <w:sz w:val="21"/>
                     <w:szCs w:val="21"/>
                   </w:rPr>
@@ -29888,7 +30532,6 @@
                   <w:spacing w:line="240" w:lineRule="auto"/>
                   <w:ind w:firstLineChars="0" w:firstLine="0"/>
                   <w:rPr>
-                    <w:rFonts w:hint="eastAsia"/>
                     <w:sz w:val="21"/>
                     <w:szCs w:val="21"/>
                   </w:rPr>
@@ -29911,7 +30554,6 @@
               <w:p>
                 <w:pPr>
                   <w:rPr>
-                    <w:rFonts w:hint="eastAsia"/>
                     <w:szCs w:val="21"/>
                   </w:rPr>
                 </w:pPr>
@@ -29996,7 +30638,6 @@
                   <w:spacing w:line="240" w:lineRule="auto"/>
                   <w:ind w:firstLineChars="0" w:firstLine="0"/>
                   <w:rPr>
-                    <w:rFonts w:hint="eastAsia"/>
                     <w:sz w:val="21"/>
                     <w:szCs w:val="21"/>
                   </w:rPr>
@@ -30023,7 +30664,6 @@
                   <w:spacing w:line="240" w:lineRule="auto"/>
                   <w:ind w:firstLineChars="0" w:firstLine="0"/>
                   <w:rPr>
-                    <w:rFonts w:hint="eastAsia"/>
                     <w:sz w:val="21"/>
                     <w:szCs w:val="21"/>
                   </w:rPr>
@@ -30050,7 +30690,6 @@
                   <w:spacing w:line="240" w:lineRule="auto"/>
                   <w:ind w:firstLineChars="0" w:firstLine="0"/>
                   <w:rPr>
-                    <w:rFonts w:hint="eastAsia"/>
                     <w:sz w:val="21"/>
                     <w:szCs w:val="21"/>
                   </w:rPr>
@@ -30073,7 +30712,6 @@
               <w:p>
                 <w:pPr>
                   <w:rPr>
-                    <w:rFonts w:hint="eastAsia"/>
                     <w:szCs w:val="21"/>
                   </w:rPr>
                 </w:pPr>
@@ -30103,6 +30741,222 @@
                     <w:szCs w:val="21"/>
                   </w:rPr>
                   <w:t xml:space="preserve">YL_DC_WDSC_007</w:t>
+                </w:r>
+              </w:p>
+            </w:tc>
+          </w:tr>
+          <w:tr>
+            <w:trPr>
+              <w:jc w:val="center"/>
+            </w:trPr>
+            <w:tc>
+              <w:tcPr>
+                <w:tcW w:w="626" w:type="dxa"/>
+                <w:vAlign w:val="center"/>
+              </w:tcPr>
+              <w:p>
+                <w:pPr>
+                  <w:numPr>
+                    <w:ilvl w:val="0"/>
+                    <w:numId w:val="66"/>
+                  </w:numPr>
+                  <w:ind w:left="420" w:hanging="420"/>
+                  <w:jc w:val="center"/>
+                  <w:rPr>
+                    <w:szCs w:val="21"/>
+                  </w:rPr>
+                </w:pPr>
+              </w:p>
+            </w:tc>
+            <w:tc>
+              <w:tcPr>
+                <w:tcW w:w="1026" w:type="dxa"/>
+                <w:vAlign w:val="center"/>
+                <w:vMerge w:val="restart"/>
+              </w:tcPr>
+              <w:p>
+                <w:pPr>
+                  <w:rPr>
+                    <w:szCs w:val="21"/>
+                  </w:rPr>
+                </w:pPr>
+                <w:r>
+                  <w:rPr>
+                    <w:szCs w:val="21"/>
+                  </w:rPr>
+                  <w:t xml:space="preserve">3.3.3</w:t>
+                </w:r>
+                <w:r>
+                  <w:rPr>
+                    <w:szCs w:val="21"/>
+                  </w:rPr>
+                  <w:t xml:space="preserve"/>
+                </w:r>
+              </w:p>
+            </w:tc>
+            <w:tc>
+              <w:tcPr>
+                <w:tcW w:w="961" w:type="dxa"/>
+                <w:vAlign w:val="center"/>
+                <w:vMerge w:val="restart"/>
+              </w:tcPr>
+              <w:p>
+                <w:pPr>
+                  <w:rPr>
+                    <w:szCs w:val="21"/>
+                  </w:rPr>
+                </w:pPr>
+                <w:r>
+                  <w:rPr>
+                    <w:rFonts w:hint="eastAsia"/>
+                    <w:szCs w:val="21"/>
+                  </w:rPr>
+                  <w:t xml:space="preserve">测试设计需求首轮哟</w:t>
+                </w:r>
+                <w:r>
+                  <w:rPr>
+                    <w:szCs w:val="21"/>
+                  </w:rPr>
+                  <w:t xml:space="preserve"/>
+                </w:r>
+              </w:p>
+            </w:tc>
+            <w:tc>
+              <w:tcPr>
+                <w:tcW w:w="1537" w:type="dxa"/>
+                <w:vAlign w:val="center"/>
+                <w:vMerge w:val="restart"/>
+              </w:tcPr>
+              <w:p>
+                <w:pPr>
+                  <w:pStyle w:val="aff2"/>
+                  <w:spacing w:line="240" w:lineRule="auto"/>
+                  <w:ind w:firstLineChars="0" w:firstLine="0"/>
+                  <w:rPr>
+                    <w:sz w:val="21"/>
+                    <w:szCs w:val="21"/>
+                  </w:rPr>
+                </w:pPr>
+                <w:r>
+                  <w:rPr>
+                    <w:rFonts w:hint="eastAsia"/>
+                    <w:sz w:val="21"/>
+                    <w:szCs w:val="21"/>
+                  </w:rPr>
+                  <w:t xml:space="preserve">6.2.4.3</w:t>
+                </w:r>
+                <w:r>
+                  <w:rPr>
+                    <w:sz w:val="21"/>
+                    <w:szCs w:val="21"/>
+                  </w:rPr>
+                  <w:t xml:space="preserve"/>
+                </w:r>
+              </w:p>
+            </w:tc>
+            <w:tc>
+              <w:tcPr>
+                <w:tcW w:w="1537" w:type="dxa"/>
+                <w:vAlign w:val="center"/>
+                <w:vMerge w:val="restart"/>
+              </w:tcPr>
+              <w:p>
+                <w:pPr>
+                  <w:pStyle w:val="aff2"/>
+                  <w:spacing w:line="240" w:lineRule="auto"/>
+                  <w:ind w:firstLineChars="0" w:firstLine="0"/>
+                  <w:rPr>
+                    <w:sz w:val="21"/>
+                    <w:szCs w:val="21"/>
+                  </w:rPr>
+                </w:pPr>
+                <w:r>
+                  <w:rPr>
+                    <w:rFonts w:hint="eastAsia"/>
+                    <w:sz w:val="21"/>
+                    <w:szCs w:val="21"/>
+                  </w:rPr>
+                  <w:t xml:space="preserve">首轮测试项1号</w:t>
+                </w:r>
+                <w:r>
+                  <w:rPr>
+                    <w:sz w:val="21"/>
+                    <w:szCs w:val="21"/>
+                  </w:rPr>
+                  <w:t xml:space="preserve"/>
+                </w:r>
+              </w:p>
+            </w:tc>
+            <w:tc>
+              <w:tcPr>
+                <w:tcW w:w="2087" w:type="dxa"/>
+                <w:vAlign w:val="center"/>
+                <w:vMerge w:val="restart"/>
+              </w:tcPr>
+              <w:p>
+                <w:pPr>
+                  <w:pStyle w:val="aff2"/>
+                  <w:spacing w:line="240" w:lineRule="auto"/>
+                  <w:ind w:firstLineChars="0" w:firstLine="0"/>
+                  <w:rPr>
+                    <w:sz w:val="21"/>
+                    <w:szCs w:val="21"/>
+                  </w:rPr>
+                </w:pPr>
+                <w:r>
+                  <w:rPr>
+                    <w:rFonts w:hint="eastAsia"/>
+                    <w:sz w:val="21"/>
+                    <w:szCs w:val="21"/>
+                  </w:rPr>
+                  <w:t xml:space="preserve">XQ_FT_CCCC</w:t>
+                </w:r>
+                <w:r>
+                  <w:rPr>
+                    <w:sz w:val="21"/>
+                    <w:szCs w:val="21"/>
+                  </w:rPr>
+                  <w:t xml:space="preserve"/>
+                </w:r>
+              </w:p>
+            </w:tc>
+            <w:tc>
+              <w:tcPr>
+                <w:tcW w:w="3214" w:type="dxa"/>
+                <w:vAlign w:val="center"/>
+              </w:tcPr>
+              <w:p>
+                <w:pPr>
+                  <w:rPr>
+                    <w:szCs w:val="21"/>
+                  </w:rPr>
+                </w:pPr>
+                <w:r>
+                  <w:rPr>
+                    <w:rFonts w:hint="eastAsia"/>
+                    <w:szCs w:val="21"/>
+                  </w:rPr>
+                  <w:t xml:space="preserve">测试用例1号首轮滴</w:t>
+                </w:r>
+              </w:p>
+            </w:tc>
+            <w:tc>
+              <w:tcPr>
+                <w:tcW w:w="2984" w:type="dxa"/>
+                <w:vAlign w:val="center"/>
+              </w:tcPr>
+              <w:p>
+                <w:pPr>
+                  <w:rPr>
+                    <w:szCs w:val="21"/>
+                  </w:rPr>
+                </w:pPr>
+                <w:r>
+                  <w:rPr>
+                    <w:rFonts w:hint="eastAsia"/>
+                    <w:szCs w:val="21"/>
+                  </w:rPr>
+                  <w:t xml:space="preserve">YL_FT_CCCC_001</w:t>
                 </w:r>
               </w:p>
             </w:tc>
